--- a/Gokul_Ramachandran_Resume.docx
+++ b/Gokul_Ramachandran_Resume.docx
@@ -66,7 +66,7 @@
         </w:tabs>
         <w:spacing w:after="22"/>
       </w:pPr>
-      <w:hyperlink w:history="1" r:id="rIddbkbe9xcc4fsc9fcg1l3h">
+      <w:hyperlink w:history="1" r:id="rIde4le5get3e6myccor1768">
         <w:r>
           <w:rPr>
             <w:color w:val="1F4E9C"/>
@@ -85,7 +85,7 @@
         </w:rPr>
         <w:t xml:space="preserve">   |   </w:t>
       </w:r>
-      <w:hyperlink w:history="1" r:id="rId7vntfxzu6bl_omam5kduq">
+      <w:hyperlink w:history="1" r:id="rIduempq3urjgcipktyffpos">
         <w:r>
           <w:rPr>
             <w:color w:val="1F4E9C"/>
@@ -104,7 +104,7 @@
         </w:rPr>
         <w:t xml:space="preserve">   |   </w:t>
       </w:r>
-      <w:hyperlink w:history="1" r:id="rIdzjnq3oheoknjgnvee_7yx">
+      <w:hyperlink w:history="1" r:id="rId7yal9pt5rzs9ozeqirxed">
         <w:r>
           <w:rPr>
             <w:color w:val="1F4E9C"/>
@@ -609,7 +609,7 @@
           <w:sz w:val="22"/>
           <w:szCs w:val="22"/>
         </w:rPr>
-        <w:t xml:space="preserve">Full Stack Developer  |  Twenty4 Industries</w:t>
+        <w:t xml:space="preserve">Full Stack &amp; AI Integration Developer  |  Twenty4 Industries</w:t>
       </w:r>
       <w:r>
         <w:rPr>
